--- a/tillsyn/A 7174-2026 tillsynsbegäran.docx
+++ b/tillsyn/A 7174-2026 tillsynsbegäran.docx
@@ -1709,7 +1709,7 @@
     <w:r>
       <w:tab/>
       <w:tab/>
-      <w:t>2026-09-14</w:t>
+      <w:t>2026-09-15</w:t>
       <w:br/>
       <w:br/>
     </w:r>

--- a/tillsyn/A 7174-2026 tillsynsbegäran.docx
+++ b/tillsyn/A 7174-2026 tillsynsbegäran.docx
@@ -1709,7 +1709,7 @@
     <w:r>
       <w:tab/>
       <w:tab/>
-      <w:t>2026-09-15</w:t>
+      <w:t>2026-09-16</w:t>
       <w:br/>
       <w:br/>
     </w:r>

--- a/tillsyn/A 7174-2026 tillsynsbegäran.docx
+++ b/tillsyn/A 7174-2026 tillsynsbegäran.docx
@@ -1709,7 +1709,7 @@
     <w:r>
       <w:tab/>
       <w:tab/>
-      <w:t>2026-09-16</w:t>
+      <w:t>2026-09-17</w:t>
       <w:br/>
       <w:br/>
     </w:r>

--- a/tillsyn/A 7174-2026 tillsynsbegäran.docx
+++ b/tillsyn/A 7174-2026 tillsynsbegäran.docx
@@ -1709,7 +1709,7 @@
     <w:r>
       <w:tab/>
       <w:tab/>
-      <w:t>2026-09-17</w:t>
+      <w:t>2026-09-18</w:t>
       <w:br/>
       <w:br/>
     </w:r>

--- a/tillsyn/A 7174-2026 tillsynsbegäran.docx
+++ b/tillsyn/A 7174-2026 tillsynsbegäran.docx
@@ -1709,7 +1709,7 @@
     <w:r>
       <w:tab/>
       <w:tab/>
-      <w:t>2026-09-18</w:t>
+      <w:t>2026-09-19</w:t>
       <w:br/>
       <w:br/>
     </w:r>

--- a/tillsyn/A 7174-2026 tillsynsbegäran.docx
+++ b/tillsyn/A 7174-2026 tillsynsbegäran.docx
@@ -1709,7 +1709,7 @@
     <w:r>
       <w:tab/>
       <w:tab/>
-      <w:t>2026-09-19</w:t>
+      <w:t>2026-09-21</w:t>
       <w:br/>
       <w:br/>
     </w:r>

--- a/tillsyn/A 7174-2026 tillsynsbegäran.docx
+++ b/tillsyn/A 7174-2026 tillsynsbegäran.docx
@@ -1709,7 +1709,7 @@
     <w:r>
       <w:tab/>
       <w:tab/>
-      <w:t>2026-09-21</w:t>
+      <w:t>2026-09-23</w:t>
       <w:br/>
       <w:br/>
     </w:r>

--- a/tillsyn/A 7174-2026 tillsynsbegäran.docx
+++ b/tillsyn/A 7174-2026 tillsynsbegäran.docx
@@ -1709,7 +1709,7 @@
     <w:r>
       <w:tab/>
       <w:tab/>
-      <w:t>2026-09-23</w:t>
+      <w:t>2026-09-24</w:t>
       <w:br/>
       <w:br/>
     </w:r>

--- a/tillsyn/A 7174-2026 tillsynsbegäran.docx
+++ b/tillsyn/A 7174-2026 tillsynsbegäran.docx
@@ -1709,7 +1709,7 @@
     <w:r>
       <w:tab/>
       <w:tab/>
-      <w:t>2026-09-24</w:t>
+      <w:t>2026-09-25</w:t>
       <w:br/>
       <w:br/>
     </w:r>

--- a/tillsyn/A 7174-2026 tillsynsbegäran.docx
+++ b/tillsyn/A 7174-2026 tillsynsbegäran.docx
@@ -1709,7 +1709,7 @@
     <w:r>
       <w:tab/>
       <w:tab/>
-      <w:t>2026-09-25</w:t>
+      <w:t>2026-09-26</w:t>
       <w:br/>
       <w:br/>
     </w:r>

--- a/tillsyn/A 7174-2026 tillsynsbegäran.docx
+++ b/tillsyn/A 7174-2026 tillsynsbegäran.docx
@@ -1709,7 +1709,7 @@
     <w:r>
       <w:tab/>
       <w:tab/>
-      <w:t>2026-09-26</w:t>
+      <w:t>2026-09-27</w:t>
       <w:br/>
       <w:br/>
     </w:r>

--- a/tillsyn/A 7174-2026 tillsynsbegäran.docx
+++ b/tillsyn/A 7174-2026 tillsynsbegäran.docx
@@ -1709,7 +1709,7 @@
     <w:r>
       <w:tab/>
       <w:tab/>
-      <w:t>2026-09-27</w:t>
+      <w:t>2026-09-28</w:t>
       <w:br/>
       <w:br/>
     </w:r>

--- a/tillsyn/A 7174-2026 tillsynsbegäran.docx
+++ b/tillsyn/A 7174-2026 tillsynsbegäran.docx
@@ -1709,7 +1709,7 @@
     <w:r>
       <w:tab/>
       <w:tab/>
-      <w:t>2026-09-28</w:t>
+      <w:t>2026-09-29</w:t>
       <w:br/>
       <w:br/>
     </w:r>

--- a/tillsyn/A 7174-2026 tillsynsbegäran.docx
+++ b/tillsyn/A 7174-2026 tillsynsbegäran.docx
@@ -1709,7 +1709,7 @@
     <w:r>
       <w:tab/>
       <w:tab/>
-      <w:t>2026-09-29</w:t>
+      <w:t>2026-09-30</w:t>
       <w:br/>
       <w:br/>
     </w:r>

--- a/tillsyn/A 7174-2026 tillsynsbegäran.docx
+++ b/tillsyn/A 7174-2026 tillsynsbegäran.docx
@@ -22,7 +22,7 @@
       <w:r>
         <w:drawing>
           <wp:inline xmlns:a="http://schemas.openxmlformats.org/drawingml/2006/main" xmlns:pic="http://schemas.openxmlformats.org/drawingml/2006/picture">
-            <wp:extent cx="5399300" cy="5724000"/>
+            <wp:extent cx="5292927" cy="5724000"/>
             <wp:docPr id="1" name="Picture 1"/>
             <wp:cNvGraphicFramePr>
               <a:graphicFrameLocks noChangeAspect="1"/>
@@ -43,7 +43,7 @@
                   <pic:spPr>
                     <a:xfrm>
                       <a:off x="0" y="0"/>
-                      <a:ext cx="5399300" cy="5724000"/>
+                      <a:ext cx="5292927" cy="5724000"/>
                     </a:xfrm>
                     <a:prstGeom prst="rect"/>
                   </pic:spPr>
@@ -65,7 +65,7 @@
     </w:p>
     <w:p>
       <w:r>
-        <w:t>I och inom 16 meter från avverkningsanmälan finns fynd av 44 naturvårdsarter, varav 34 är rödlistade, 7 är fridlysta, 18 är typiska (T) och 6 är signalarter (S): mosippa (EN, T, §8), fläckporing (VU, T), goliatmusseron (VU, T), gräddporing (VU, T), gränsticka (VU, T), gyllenspindling (VU), skrovlig taggsvamp (VU), smalfotad taggsvamp (VU), smultronkantarell (VU), spadskinn (VU), tajgataggsvamp (VU), blanksvart spiklav (NT), blå taggsvamp (NT, T), blågrå svartspik (NT), dropptaggsvamp (NT, T), dvärgbägarlav (NT, T), gelatinfingersvamp (NT), grantaggsvamp (NT), kolflarnlav (NT, T), mjölsvärting (NT), motaggsvamp (NT, T), mörk kolflarnlav (NT), nordtagging (NT), skarp dropptaggsvamp (NT), svartvit taggsvamp (NT), tallfingersvamp (NT), tallriska (NT), talltita (NT, §4), vaddporing (NT), varglav (NT, §8), vedflamlav (NT), vedskivlav (NT, T), vedtrappmossa (NT, T), älg (NT), grönpyrola (S, T), korallblylav (S, T), mindre märgborre (S, T), nordlig fjädermossa (S), rödgul trumpetsvamp (S), vedticka (S, T), spillkråka (T, §4), tjäder (T, §4), kråka (§4) och revlummer (§9). Se Figur 1.</w:t>
+        <w:t>I och inom 16 meter från avverkningsanmälan finns fynd av 47 naturvårdsarter, varav 35 är rödlistade, 8 är fridlysta, 21 är typiska (T) och 7 är signalarter (S): mosippa (EN, T, §8), fläckporing (VU, T), garnlav (VU, T), goliatmusseron (VU, T), gräddporing (VU, T), gränsticka (VU, T), gyllenspindling (VU), skrovlig taggsvamp (VU), smalfotad taggsvamp (VU), smultronkantarell (VU), spadskinn (VU), tajgataggsvamp (VU), blanksvart spiklav (NT), blå taggsvamp (NT, T), blågrå svartspik (NT), dropptaggsvamp (NT, T), dvärgbägarlav (NT, T), gelatinfingersvamp (NT), grantaggsvamp (NT), kolflarnlav (NT, T), mjölsvärting (NT), motaggsvamp (NT, T), mörk kolflarnlav (NT), nordtagging (NT), skarp dropptaggsvamp (NT), svartvit taggsvamp (NT), tallfingersvamp (NT), tallriska (NT), talltita (NT, §4), vaddporing (NT), varglav (NT, §8), vedflamlav (NT), vedskivlav (NT, T), vedtrappmossa (NT, T), älg (NT), grönpyrola (S, T), korallblylav (S, T), mindre märgborre (S, T), nordlig fjädermossa (S), plattlummer (S, T, §9), rödgul trumpetsvamp (S), vedticka (S, T), brudborste (T), spillkråka (T, §4), tjäder (T, §4), kråka (§4) och revlummer (§9). Se Figur 1.</w:t>
       </w:r>
     </w:p>
     <w:p>
@@ -149,6 +149,35 @@
         <w:rPr>
           <w:b/>
         </w:rPr>
+        <w:t>Garnlav (VU)</w:t>
+      </w:r>
+      <w:r>
+        <w:t xml:space="preserve"> är en utpräglad barrskogsart som ibland kan drapera träden i norrländska grannaturskogar med hög luftfuktighet. Den förekommer även i talldominerade bestånd där den, förutom i trädens grenverk, påträffas hängande över ojämnheter i tallbarken. Arten har minskat starkt i södra och mellersta Sverige och den minskar även i sitt nordliga utbredningsområde. Minskningstakten uppgår till 30 (20–50) % inom 50 år och överstiger gränsvärdet för Sårbar (VU). Orsaken till tillbakagången beror främst på slutavverkningar av naturskogsartade skogar. Bestånd med riklig förekomst bör regelmässigt sparas, vilket även gynnar flera andra sällsynta och rödlistade arter. Garnlav är värdväxt för den mycket sällsynta och akut hotade fjärilen barrskogslavfly (CR) som hör hemma i boreala barrskogar med riklig förekomst av värdväxten. Tidigare kunde arten konstateras årligen på flera platser vid Dala-Floda i Dalarna innan lokalerna kalavverkades. Senaste fyndet i landet av barrskogslavfly är från år 2000 då den påträffades vid Högberget i Sollefteå kommun. Garnlav är typisk art för </w:t>
+      </w:r>
+      <w:r>
+        <w:rPr>
+          <w:i/>
+        </w:rPr>
+        <w:t xml:space="preserve">9010 Taiga </w:t>
+      </w:r>
+      <w:r>
+        <w:t>och</w:t>
+      </w:r>
+      <w:r>
+        <w:rPr>
+          <w:i/>
+        </w:rPr>
+        <w:t xml:space="preserve"> 9070 Trädklädd betesmark</w:t>
+      </w:r>
+      <w:r>
+        <w:t xml:space="preserve"> (SLU Artdatabanken, 2026).</w:t>
+      </w:r>
+    </w:p>
+    <w:p>
+      <w:r>
+        <w:rPr>
+          <w:b/>
+        </w:rPr>
         <w:t>Goliatmusseron (VU)</w:t>
       </w:r>
       <w:r>
@@ -685,6 +714,35 @@
         <w:rPr>
           <w:b/>
         </w:rPr>
+        <w:t>Plattlummer (§9)</w:t>
+      </w:r>
+      <w:r>
+        <w:t xml:space="preserve"> växer främst i ljusöppna sandtallskogar eller annan gles, torr och brandpräglad hedbarrskog. Den är mest frekvent i olika typer av naturskogar och kontinuitetsskogar och missgynnas markant av slutavverkning och maskinell markberedning. Söder ut i landet förekommer de närstående arterna cypresslummer (EN, §8) och mellanlummer (NT, §9), vilka båda omfattas av EU:s art- och habitatdirektiv. Plattlummer är typisk art för </w:t>
+      </w:r>
+      <w:r>
+        <w:rPr>
+          <w:i/>
+        </w:rPr>
+        <w:t xml:space="preserve">9010 Taiga </w:t>
+      </w:r>
+      <w:r>
+        <w:t>och</w:t>
+      </w:r>
+      <w:r>
+        <w:rPr>
+          <w:i/>
+        </w:rPr>
+        <w:t xml:space="preserve"> 2320 Rissandhedar </w:t>
+      </w:r>
+      <w:r>
+        <w:t>(Nitare &amp; Skogsstyrelsen, 2019; SLU Artdatabanken, 2026).</w:t>
+      </w:r>
+    </w:p>
+    <w:p>
+      <w:r>
+        <w:rPr>
+          <w:b/>
+        </w:rPr>
         <w:t xml:space="preserve">Rödgul trumpetsvamp </w:t>
       </w:r>
       <w:r>
@@ -709,6 +767,35 @@
       </w:r>
       <w:r>
         <w:t>(Nitare &amp; Skogsstyrelsen, 2019; SLU Artdatabanken, 2025).</w:t>
+      </w:r>
+    </w:p>
+    <w:p>
+      <w:r>
+        <w:rPr>
+          <w:b/>
+        </w:rPr>
+        <w:t>Brudborste</w:t>
+      </w:r>
+      <w:r>
+        <w:t xml:space="preserve"> är typisk art för </w:t>
+      </w:r>
+      <w:r>
+        <w:rPr>
+          <w:i/>
+        </w:rPr>
+        <w:t xml:space="preserve">9050 Näringsrik granskog, 9040 Fjällbjörkskog, 6530 Lövängar, 6430 Högörtängar </w:t>
+      </w:r>
+      <w:r>
+        <w:t xml:space="preserve">och </w:t>
+      </w:r>
+      <w:r>
+        <w:rPr>
+          <w:i/>
+        </w:rPr>
+        <w:t>6510 Slåtterängar i låglandet</w:t>
+      </w:r>
+      <w:r>
+        <w:t xml:space="preserve"> (SLU Artdatabanken, 2025).</w:t>
       </w:r>
     </w:p>
     <w:p>
@@ -806,7 +893,7 @@
     </w:p>
     <w:p>
       <w:r>
-        <w:t>Följande typiska arter har sina livsmiljöer och växtplatser i den avverkningsanmälda skogen: mosippa (EN, T, §8), fläckporing (VU, T), goliatmusseron (VU, T), gräddporing (VU, T), gränsticka (VU, T), blå taggsvamp (NT, T), dropptaggsvamp (NT, T), dvärgbägarlav (NT, T), kolflarnlav (NT, T), motaggsvamp (NT, T), vedskivlav (NT, T), vedtrappmossa (NT, T), grönpyrola (S, T), korallblylav (S, T), mindre märgborre (S, T), vedticka (S, T), spillkråka (T, §4) och tjäder (T, §4).</w:t>
+        <w:t>Följande typiska arter har sina livsmiljöer och växtplatser i den avverkningsanmälda skogen: mosippa (EN, T, §8), fläckporing (VU, T), garnlav (VU, T), goliatmusseron (VU, T), gräddporing (VU, T), gränsticka (VU, T), blå taggsvamp (NT, T), dropptaggsvamp (NT, T), dvärgbägarlav (NT, T), kolflarnlav (NT, T), motaggsvamp (NT, T), vedskivlav (NT, T), vedtrappmossa (NT, T), grönpyrola (S, T), korallblylav (S, T), mindre märgborre (S, T), plattlummer (S, T, §9), vedticka (S, T), brudborste (T), spillkråka (T, §4) och tjäder (T, §4).</w:t>
       </w:r>
     </w:p>
     <w:p>
@@ -1709,7 +1796,7 @@
     <w:r>
       <w:tab/>
       <w:tab/>
-      <w:t>2026-09-30</w:t>
+      <w:t>2026-10-01</w:t>
       <w:br/>
       <w:br/>
     </w:r>

--- a/tillsyn/A 7174-2026 tillsynsbegäran.docx
+++ b/tillsyn/A 7174-2026 tillsynsbegäran.docx
@@ -1796,7 +1796,7 @@
     <w:r>
       <w:tab/>
       <w:tab/>
-      <w:t>2026-10-01</w:t>
+      <w:t>2026-10-02</w:t>
       <w:br/>
       <w:br/>
     </w:r>

--- a/tillsyn/A 7174-2026 tillsynsbegäran.docx
+++ b/tillsyn/A 7174-2026 tillsynsbegäran.docx
@@ -1796,7 +1796,7 @@
     <w:r>
       <w:tab/>
       <w:tab/>
-      <w:t>2026-10-02</w:t>
+      <w:t>2026-10-03</w:t>
       <w:br/>
       <w:br/>
     </w:r>

--- a/tillsyn/A 7174-2026 tillsynsbegäran.docx
+++ b/tillsyn/A 7174-2026 tillsynsbegäran.docx
@@ -22,7 +22,7 @@
       <w:r>
         <w:drawing>
           <wp:inline xmlns:a="http://schemas.openxmlformats.org/drawingml/2006/main" xmlns:pic="http://schemas.openxmlformats.org/drawingml/2006/picture">
-            <wp:extent cx="5292927" cy="5724000"/>
+            <wp:extent cx="5192282" cy="5724000"/>
             <wp:docPr id="1" name="Picture 1"/>
             <wp:cNvGraphicFramePr>
               <a:graphicFrameLocks noChangeAspect="1"/>
@@ -43,7 +43,7 @@
                   <pic:spPr>
                     <a:xfrm>
                       <a:off x="0" y="0"/>
-                      <a:ext cx="5292927" cy="5724000"/>
+                      <a:ext cx="5192282" cy="5724000"/>
                     </a:xfrm>
                     <a:prstGeom prst="rect"/>
                   </pic:spPr>
@@ -65,7 +65,7 @@
     </w:p>
     <w:p>
       <w:r>
-        <w:t>I och inom 16 meter från avverkningsanmälan finns fynd av 47 naturvårdsarter, varav 35 är rödlistade, 8 är fridlysta, 21 är typiska (T) och 7 är signalarter (S): mosippa (EN, T, §8), fläckporing (VU, T), garnlav (VU, T), goliatmusseron (VU, T), gräddporing (VU, T), gränsticka (VU, T), gyllenspindling (VU), skrovlig taggsvamp (VU), smalfotad taggsvamp (VU), smultronkantarell (VU), spadskinn (VU), tajgataggsvamp (VU), blanksvart spiklav (NT), blå taggsvamp (NT, T), blågrå svartspik (NT), dropptaggsvamp (NT, T), dvärgbägarlav (NT, T), gelatinfingersvamp (NT), grantaggsvamp (NT), kolflarnlav (NT, T), mjölsvärting (NT), motaggsvamp (NT, T), mörk kolflarnlav (NT), nordtagging (NT), skarp dropptaggsvamp (NT), svartvit taggsvamp (NT), tallfingersvamp (NT), tallriska (NT), talltita (NT, §4), vaddporing (NT), varglav (NT, §8), vedflamlav (NT), vedskivlav (NT, T), vedtrappmossa (NT, T), älg (NT), grönpyrola (S, T), korallblylav (S, T), mindre märgborre (S, T), nordlig fjädermossa (S), plattlummer (S, T, §9), rödgul trumpetsvamp (S), vedticka (S, T), brudborste (T), spillkråka (T, §4), tjäder (T, §4), kråka (§4) och revlummer (§9). Se Figur 1.</w:t>
+        <w:t>I och inom 16 meter från avverkningsanmälan finns fynd av 49 naturvårdsarter, varav 37 är rödlistade, 8 är fridlysta, 21 är typiska (T) och 7 är signalarter (S): mosippa (EN, T, §8), fläckporing (VU, T), garnlav (VU, T), goliatmusseron (VU, T), gräddporing (VU, T), gränsticka (VU, T), gyllenspindling (VU), rotfingersvamp (VU), skrovlig taggsvamp (VU), smalfotad taggsvamp (VU), smultronkantarell (VU), spadskinn (VU), tajgataggsvamp (VU), torrmusseron (VU), blanksvart spiklav (NT), blå taggsvamp (NT, T), blågrå svartspik (NT), dropptaggsvamp (NT, T), dvärgbägarlav (NT, T), gelatinfingersvamp (NT), grantaggsvamp (NT), kolflarnlav (NT, T), mjölsvärting (NT), motaggsvamp (NT, T), mörk kolflarnlav (NT), nordtagging (NT), skarp dropptaggsvamp (NT), svartvit taggsvamp (NT), tallfingersvamp (NT), tallriska (NT), talltita (NT, §4), vaddporing (NT), varglav (NT, §8), vedflamlav (NT), vedskivlav (NT, T), vedtrappmossa (NT, T), älg (NT), grönpyrola (S, T), korallblylav (S, T), mindre märgborre (S, T), nordlig fjädermossa (S), plattlummer (S, T, §9), rödgul trumpetsvamp (S), vedticka (S, T), brudborste (T), spillkråka (T, §4), tjäder (T, §4), kråka (§4) och revlummer (§9). Se Figur 1.</w:t>
       </w:r>
     </w:p>
     <w:p>
@@ -249,6 +249,17 @@
         <w:rPr>
           <w:b/>
         </w:rPr>
+        <w:t xml:space="preserve">Rotfingersvamp (VU) </w:t>
+      </w:r>
+      <w:r>
+        <w:t>bildar mykorrhiza med tall, i tallskog på sandiga marker särskilt på åssluttningar. Huvudsakligen förekommer den i norra Sverige, i äldre icke kalavverkad kontinuitetsskog. Rotfingersvamp är placerad högst upp i Skogsstyrelsens värdepyramid för bedömning av skog med höga naturvärden och globalt rödlistad som nära hotad (NT) vilket innebär att Sverige har ett internationellt ansvar för arten. Områden med arten bör skyddas och undantas från rationellt skogsbruk och slutavverkning, kraftig gallring och skogsgödsling måste helt undvikas (IUCN, 2025; SLU Artdatabanken, 2024; Nitare &amp; Skogsstyrelsen, 2019).</w:t>
+      </w:r>
+    </w:p>
+    <w:p>
+      <w:r>
+        <w:rPr>
+          <w:b/>
+        </w:rPr>
         <w:t xml:space="preserve">Skrovlig taggsvamp (VU) </w:t>
       </w:r>
       <w:r>
@@ -306,6 +317,17 @@
       </w:r>
       <w:r>
         <w:t xml:space="preserve"> som vid DNA-undersökningar visat sig ha flera olika former. Tajgataggsvamp är globalt rödlistad som sårbar (VU) vilket innebär att Sverige har ett internationellt ansvar för arten (IUCN, 2025; SLU Artdatabanken, 2024; Nitare &amp; Skogsstyrelsen, 2019).</w:t>
+      </w:r>
+    </w:p>
+    <w:p>
+      <w:r>
+        <w:rPr>
+          <w:b/>
+        </w:rPr>
+        <w:t xml:space="preserve">Torrmusseron (VU) </w:t>
+      </w:r>
+      <w:r>
+        <w:t>bildar mykorrhiza med tall, huvudsakligen på sandig mark på magra äldre tallhedar med tunt fältskikt. Bara påträffad i äldre skog med naturskogskaraktär eller skogar som plock- eller dimensionsavverkats. Bedöms ha svårt att återetableras efter kalavverkning och slutavverkning, markberedning och gödsling bör ej förekomma på kända lokaler (SLU Artdatabanken, 2024).</w:t>
       </w:r>
     </w:p>
     <w:p>
@@ -1796,7 +1818,7 @@
     <w:r>
       <w:tab/>
       <w:tab/>
-      <w:t>2026-10-03</w:t>
+      <w:t>2026-10-04</w:t>
       <w:br/>
       <w:br/>
     </w:r>

--- a/tillsyn/A 7174-2026 tillsynsbegäran.docx
+++ b/tillsyn/A 7174-2026 tillsynsbegäran.docx
@@ -1818,7 +1818,7 @@
     <w:r>
       <w:tab/>
       <w:tab/>
-      <w:t>2026-10-04</w:t>
+      <w:t>2026-10-05</w:t>
       <w:br/>
       <w:br/>
     </w:r>

--- a/tillsyn/A 7174-2026 tillsynsbegäran.docx
+++ b/tillsyn/A 7174-2026 tillsynsbegäran.docx
@@ -1818,7 +1818,7 @@
     <w:r>
       <w:tab/>
       <w:tab/>
-      <w:t>2026-10-05</w:t>
+      <w:t>2026-10-06</w:t>
       <w:br/>
       <w:br/>
     </w:r>

--- a/tillsyn/A 7174-2026 tillsynsbegäran.docx
+++ b/tillsyn/A 7174-2026 tillsynsbegäran.docx
@@ -1818,7 +1818,7 @@
     <w:r>
       <w:tab/>
       <w:tab/>
-      <w:t>2026-10-06</w:t>
+      <w:t>2026-10-07</w:t>
       <w:br/>
       <w:br/>
     </w:r>

--- a/tillsyn/A 7174-2026 tillsynsbegäran.docx
+++ b/tillsyn/A 7174-2026 tillsynsbegäran.docx
@@ -1818,7 +1818,7 @@
     <w:r>
       <w:tab/>
       <w:tab/>
-      <w:t>2026-10-07</w:t>
+      <w:t>2026-10-08</w:t>
       <w:br/>
       <w:br/>
     </w:r>

--- a/tillsyn/A 7174-2026 tillsynsbegäran.docx
+++ b/tillsyn/A 7174-2026 tillsynsbegäran.docx
@@ -1818,7 +1818,7 @@
     <w:r>
       <w:tab/>
       <w:tab/>
-      <w:t>2026-10-08</w:t>
+      <w:t>2026-10-09</w:t>
       <w:br/>
       <w:br/>
     </w:r>

--- a/tillsyn/A 7174-2026 tillsynsbegäran.docx
+++ b/tillsyn/A 7174-2026 tillsynsbegäran.docx
@@ -1818,7 +1818,7 @@
     <w:r>
       <w:tab/>
       <w:tab/>
-      <w:t>2026-10-09</w:t>
+      <w:t>2026-10-10</w:t>
       <w:br/>
       <w:br/>
     </w:r>

--- a/tillsyn/A 7174-2026 tillsynsbegäran.docx
+++ b/tillsyn/A 7174-2026 tillsynsbegäran.docx
@@ -1818,7 +1818,7 @@
     <w:r>
       <w:tab/>
       <w:tab/>
-      <w:t>2026-10-10</w:t>
+      <w:t>2026-10-11</w:t>
       <w:br/>
       <w:br/>
     </w:r>

--- a/tillsyn/A 7174-2026 tillsynsbegäran.docx
+++ b/tillsyn/A 7174-2026 tillsynsbegäran.docx
@@ -1818,7 +1818,7 @@
     <w:r>
       <w:tab/>
       <w:tab/>
-      <w:t>2026-10-11</w:t>
+      <w:t>2026-10-12</w:t>
       <w:br/>
       <w:br/>
     </w:r>

--- a/tillsyn/A 7174-2026 tillsynsbegäran.docx
+++ b/tillsyn/A 7174-2026 tillsynsbegäran.docx
@@ -1818,7 +1818,7 @@
     <w:r>
       <w:tab/>
       <w:tab/>
-      <w:t>2026-10-12</w:t>
+      <w:t>2026-10-13</w:t>
       <w:br/>
       <w:br/>
     </w:r>

--- a/tillsyn/A 7174-2026 tillsynsbegäran.docx
+++ b/tillsyn/A 7174-2026 tillsynsbegäran.docx
@@ -1818,7 +1818,7 @@
     <w:r>
       <w:tab/>
       <w:tab/>
-      <w:t>2026-10-13</w:t>
+      <w:t>2026-10-14</w:t>
       <w:br/>
       <w:br/>
     </w:r>

--- a/tillsyn/A 7174-2026 tillsynsbegäran.docx
+++ b/tillsyn/A 7174-2026 tillsynsbegäran.docx
@@ -1818,7 +1818,7 @@
     <w:r>
       <w:tab/>
       <w:tab/>
-      <w:t>2026-10-14</w:t>
+      <w:t>2026-10-15</w:t>
       <w:br/>
       <w:br/>
     </w:r>

--- a/tillsyn/A 7174-2026 tillsynsbegäran.docx
+++ b/tillsyn/A 7174-2026 tillsynsbegäran.docx
@@ -1818,7 +1818,7 @@
     <w:r>
       <w:tab/>
       <w:tab/>
-      <w:t>2026-10-15</w:t>
+      <w:t>2026-10-16</w:t>
       <w:br/>
       <w:br/>
     </w:r>

--- a/tillsyn/A 7174-2026 tillsynsbegäran.docx
+++ b/tillsyn/A 7174-2026 tillsynsbegäran.docx
@@ -1818,7 +1818,7 @@
     <w:r>
       <w:tab/>
       <w:tab/>
-      <w:t>2026-10-16</w:t>
+      <w:t>2026-10-17</w:t>
       <w:br/>
       <w:br/>
     </w:r>

--- a/tillsyn/A 7174-2026 tillsynsbegäran.docx
+++ b/tillsyn/A 7174-2026 tillsynsbegäran.docx
@@ -1818,7 +1818,7 @@
     <w:r>
       <w:tab/>
       <w:tab/>
-      <w:t>2026-10-17</w:t>
+      <w:t>2026-10-18</w:t>
       <w:br/>
       <w:br/>
     </w:r>

--- a/tillsyn/A 7174-2026 tillsynsbegäran.docx
+++ b/tillsyn/A 7174-2026 tillsynsbegäran.docx
@@ -1818,7 +1818,7 @@
     <w:r>
       <w:tab/>
       <w:tab/>
-      <w:t>2026-10-18</w:t>
+      <w:t>2026-10-19</w:t>
       <w:br/>
       <w:br/>
     </w:r>

--- a/tillsyn/A 7174-2026 tillsynsbegäran.docx
+++ b/tillsyn/A 7174-2026 tillsynsbegäran.docx
@@ -1818,7 +1818,7 @@
     <w:r>
       <w:tab/>
       <w:tab/>
-      <w:t>2026-10-19</w:t>
+      <w:t>2026-10-20</w:t>
       <w:br/>
       <w:br/>
     </w:r>

--- a/tillsyn/A 7174-2026 tillsynsbegäran.docx
+++ b/tillsyn/A 7174-2026 tillsynsbegäran.docx
@@ -1818,7 +1818,7 @@
     <w:r>
       <w:tab/>
       <w:tab/>
-      <w:t>2026-10-20</w:t>
+      <w:t>2026-10-21</w:t>
       <w:br/>
       <w:br/>
     </w:r>

--- a/tillsyn/A 7174-2026 tillsynsbegäran.docx
+++ b/tillsyn/A 7174-2026 tillsynsbegäran.docx
@@ -1818,7 +1818,7 @@
     <w:r>
       <w:tab/>
       <w:tab/>
-      <w:t>2026-10-21</w:t>
+      <w:t>2026-10-22</w:t>
       <w:br/>
       <w:br/>
     </w:r>

--- a/tillsyn/A 7174-2026 tillsynsbegäran.docx
+++ b/tillsyn/A 7174-2026 tillsynsbegäran.docx
@@ -1818,7 +1818,7 @@
     <w:r>
       <w:tab/>
       <w:tab/>
-      <w:t>2026-10-22</w:t>
+      <w:t>2026-10-23</w:t>
       <w:br/>
       <w:br/>
     </w:r>

--- a/tillsyn/A 7174-2026 tillsynsbegäran.docx
+++ b/tillsyn/A 7174-2026 tillsynsbegäran.docx
@@ -1818,7 +1818,7 @@
     <w:r>
       <w:tab/>
       <w:tab/>
-      <w:t>2026-10-23</w:t>
+      <w:t>2026-10-24</w:t>
       <w:br/>
       <w:br/>
     </w:r>

--- a/tillsyn/A 7174-2026 tillsynsbegäran.docx
+++ b/tillsyn/A 7174-2026 tillsynsbegäran.docx
@@ -1818,7 +1818,7 @@
     <w:r>
       <w:tab/>
       <w:tab/>
-      <w:t>2026-10-24</w:t>
+      <w:t>2026-10-25</w:t>
       <w:br/>
       <w:br/>
     </w:r>

--- a/tillsyn/A 7174-2026 tillsynsbegäran.docx
+++ b/tillsyn/A 7174-2026 tillsynsbegäran.docx
@@ -1818,7 +1818,7 @@
     <w:r>
       <w:tab/>
       <w:tab/>
-      <w:t>2026-10-25</w:t>
+      <w:t>2026-10-26</w:t>
       <w:br/>
       <w:br/>
     </w:r>

--- a/tillsyn/A 7174-2026 tillsynsbegäran.docx
+++ b/tillsyn/A 7174-2026 tillsynsbegäran.docx
@@ -1818,7 +1818,7 @@
     <w:r>
       <w:tab/>
       <w:tab/>
-      <w:t>2026-10-26</w:t>
+      <w:t>2026-10-27</w:t>
       <w:br/>
       <w:br/>
     </w:r>

--- a/tillsyn/A 7174-2026 tillsynsbegäran.docx
+++ b/tillsyn/A 7174-2026 tillsynsbegäran.docx
@@ -1818,7 +1818,7 @@
     <w:r>
       <w:tab/>
       <w:tab/>
-      <w:t>2026-10-27</w:t>
+      <w:t>2026-10-28</w:t>
       <w:br/>
       <w:br/>
     </w:r>

--- a/tillsyn/A 7174-2026 tillsynsbegäran.docx
+++ b/tillsyn/A 7174-2026 tillsynsbegäran.docx
@@ -1818,7 +1818,7 @@
     <w:r>
       <w:tab/>
       <w:tab/>
-      <w:t>2026-10-28</w:t>
+      <w:t>2026-10-29</w:t>
       <w:br/>
       <w:br/>
     </w:r>

--- a/tillsyn/A 7174-2026 tillsynsbegäran.docx
+++ b/tillsyn/A 7174-2026 tillsynsbegäran.docx
@@ -1818,7 +1818,7 @@
     <w:r>
       <w:tab/>
       <w:tab/>
-      <w:t>2026-10-29</w:t>
+      <w:t>2026-10-31</w:t>
       <w:br/>
       <w:br/>
     </w:r>
